--- a/docs/recette/guides-utilisateurs/Guide-de-test-Support-informatique.docx
+++ b/docs/recette/guides-utilisateurs/Guide-de-test-Support-informatique.docx
@@ -57,7 +57,7 @@
           <w:sz w:val="22"/>
           <w:szCs w:val="22"/>
         </w:rPr>
-        <w:t xml:space="preserve">Version 1.0 — 28/09/2026</w:t>
+        <w:t xml:space="preserve">Version 1.1 — 28/09/2026</w:t>
       </w:r>
     </w:p>
     <w:tbl>

--- a/docs/recette/guides-utilisateurs/Guide-de-test-Support-informatique.docx
+++ b/docs/recette/guides-utilisateurs/Guide-de-test-Support-informatique.docx
@@ -57,7 +57,7 @@
           <w:sz w:val="22"/>
           <w:szCs w:val="22"/>
         </w:rPr>
-        <w:t xml:space="preserve">Version 1.1 — 28/09/2026</w:t>
+        <w:t xml:space="preserve">Version 1.2 — 03/10/2026</w:t>
       </w:r>
     </w:p>
     <w:tbl>

--- a/docs/recette/guides-utilisateurs/Guide-de-test-Support-informatique.docx
+++ b/docs/recette/guides-utilisateurs/Guide-de-test-Support-informatique.docx
@@ -57,7 +57,7 @@
           <w:sz w:val="22"/>
           <w:szCs w:val="22"/>
         </w:rPr>
-        <w:t xml:space="preserve">Version 1.2 — 03/10/2026</w:t>
+        <w:t xml:space="preserve">Version 1.3 — 04/10/2026</w:t>
       </w:r>
     </w:p>
     <w:tbl>

--- a/docs/recette/guides-utilisateurs/Guide-de-test-Support-informatique.docx
+++ b/docs/recette/guides-utilisateurs/Guide-de-test-Support-informatique.docx
@@ -57,7 +57,7 @@
           <w:sz w:val="22"/>
           <w:szCs w:val="22"/>
         </w:rPr>
-        <w:t xml:space="preserve">Version 1.3 — 04/10/2026</w:t>
+        <w:t xml:space="preserve">Version 1.4 — 05/10/2026</w:t>
       </w:r>
     </w:p>
     <w:tbl>
